--- a/AMBAR_LISTESI_SABLON.docx
+++ b/AMBAR_LISTESI_SABLON.docx
@@ -119,12 +119,6 @@
         <w:gridCol w:w="4874"/>
       </w:tblGrid>
       <w:tr>
-        <w:tblPrEx>
-          <w:tblCellMar>
-            <w:top w:w="0" w:type="dxa"/>
-            <w:bottom w:w="0" w:type="dxa"/>
-          </w:tblCellMar>
-        </w:tblPrEx>
         <w:trPr>
           <w:trHeight w:val="217"/>
         </w:trPr>
@@ -149,12 +143,6 @@
         </w:tc>
       </w:tr>
       <w:tr>
-        <w:tblPrEx>
-          <w:tblCellMar>
-            <w:top w:w="0" w:type="dxa"/>
-            <w:bottom w:w="0" w:type="dxa"/>
-          </w:tblCellMar>
-        </w:tblPrEx>
         <w:trPr>
           <w:trHeight w:val="203"/>
         </w:trPr>
@@ -179,12 +167,6 @@
         </w:tc>
       </w:tr>
       <w:tr>
-        <w:tblPrEx>
-          <w:tblCellMar>
-            <w:top w:w="0" w:type="dxa"/>
-            <w:bottom w:w="0" w:type="dxa"/>
-          </w:tblCellMar>
-        </w:tblPrEx>
         <w:trPr>
           <w:trHeight w:val="232"/>
         </w:trPr>
@@ -209,12 +191,6 @@
         </w:tc>
       </w:tr>
       <w:tr>
-        <w:tblPrEx>
-          <w:tblCellMar>
-            <w:top w:w="0" w:type="dxa"/>
-            <w:bottom w:w="0" w:type="dxa"/>
-          </w:tblCellMar>
-        </w:tblPrEx>
         <w:trPr>
           <w:trHeight w:val="159"/>
         </w:trPr>
@@ -229,22 +205,10 @@
                 <w:b/>
               </w:rPr>
             </w:pPr>
-            <w:r>
-              <w:rPr>
-                <w:b/>
-              </w:rPr>
-              <w:t>{#htListesi}</w:t>
-            </w:r>
           </w:p>
         </w:tc>
       </w:tr>
       <w:tr>
-        <w:tblPrEx>
-          <w:tblCellMar>
-            <w:top w:w="0" w:type="dxa"/>
-            <w:bottom w:w="0" w:type="dxa"/>
-          </w:tblCellMar>
-        </w:tblPrEx>
         <w:trPr>
           <w:trHeight w:val="203"/>
         </w:trPr>
@@ -259,22 +223,10 @@
                 <w:b/>
               </w:rPr>
             </w:pPr>
-            <w:r>
-              <w:rPr>
-                <w:b/>
-              </w:rPr>
-              <w:t>{htNo}</w:t>
-            </w:r>
           </w:p>
         </w:tc>
       </w:tr>
       <w:tr>
-        <w:tblPrEx>
-          <w:tblCellMar>
-            <w:top w:w="0" w:type="dxa"/>
-            <w:bottom w:w="0" w:type="dxa"/>
-          </w:tblCellMar>
-        </w:tblPrEx>
         <w:trPr>
           <w:trHeight w:val="181"/>
         </w:trPr>
@@ -289,22 +241,10 @@
                 <w:b/>
               </w:rPr>
             </w:pPr>
-            <w:r>
-              <w:rPr>
-                <w:b/>
-              </w:rPr>
-              <w:t>{/htListesi}</w:t>
-            </w:r>
           </w:p>
         </w:tc>
       </w:tr>
       <w:tr>
-        <w:tblPrEx>
-          <w:tblCellMar>
-            <w:top w:w="0" w:type="dxa"/>
-            <w:bottom w:w="0" w:type="dxa"/>
-          </w:tblCellMar>
-        </w:tblPrEx>
         <w:trPr>
           <w:trHeight w:val="212"/>
         </w:trPr>
@@ -319,22 +259,10 @@
                 <w:b/>
               </w:rPr>
             </w:pPr>
-            <w:r>
-              <w:rPr>
-                <w:b/>
-              </w:rPr>
-              <w:t>{#htListesi}</w:t>
-            </w:r>
           </w:p>
         </w:tc>
       </w:tr>
       <w:tr>
-        <w:tblPrEx>
-          <w:tblCellMar>
-            <w:top w:w="0" w:type="dxa"/>
-            <w:bottom w:w="0" w:type="dxa"/>
-          </w:tblCellMar>
-        </w:tblPrEx>
         <w:trPr>
           <w:trHeight w:val="261"/>
         </w:trPr>
@@ -349,22 +277,10 @@
                 <w:b/>
               </w:rPr>
             </w:pPr>
-            <w:r>
-              <w:rPr>
-                <w:b/>
-              </w:rPr>
-              <w:t>{htNo}</w:t>
-            </w:r>
           </w:p>
         </w:tc>
       </w:tr>
       <w:tr>
-        <w:tblPrEx>
-          <w:tblCellMar>
-            <w:top w:w="0" w:type="dxa"/>
-            <w:bottom w:w="0" w:type="dxa"/>
-          </w:tblCellMar>
-        </w:tblPrEx>
         <w:trPr>
           <w:trHeight w:val="174"/>
         </w:trPr>
@@ -379,22 +295,10 @@
                 <w:b/>
               </w:rPr>
             </w:pPr>
-            <w:r>
-              <w:rPr>
-                <w:b/>
-              </w:rPr>
-              <w:t>{/htListesi}</w:t>
-            </w:r>
           </w:p>
         </w:tc>
       </w:tr>
       <w:tr>
-        <w:tblPrEx>
-          <w:tblCellMar>
-            <w:top w:w="0" w:type="dxa"/>
-            <w:bottom w:w="0" w:type="dxa"/>
-          </w:tblCellMar>
-        </w:tblPrEx>
         <w:trPr>
           <w:trHeight w:val="203"/>
         </w:trPr>
@@ -409,22 +313,10 @@
                 <w:b/>
               </w:rPr>
             </w:pPr>
-            <w:r>
-              <w:rPr>
-                <w:b/>
-              </w:rPr>
-              <w:t>{#htListesi}</w:t>
-            </w:r>
           </w:p>
         </w:tc>
       </w:tr>
       <w:tr>
-        <w:tblPrEx>
-          <w:tblCellMar>
-            <w:top w:w="0" w:type="dxa"/>
-            <w:bottom w:w="0" w:type="dxa"/>
-          </w:tblCellMar>
-        </w:tblPrEx>
         <w:trPr>
           <w:trHeight w:val="181"/>
         </w:trPr>
@@ -439,24 +331,10 @@
                 <w:b/>
               </w:rPr>
             </w:pPr>
-            <w:r>
-              <w:rPr>
-                <w:b/>
-              </w:rPr>
-              <w:t>{htNo}</w:t>
-            </w:r>
           </w:p>
         </w:tc>
-        <w:bookmarkStart w:id="0" w:name="_GoBack"/>
-        <w:bookmarkEnd w:id="0"/>
       </w:tr>
       <w:tr>
-        <w:tblPrEx>
-          <w:tblCellMar>
-            <w:top w:w="0" w:type="dxa"/>
-            <w:bottom w:w="0" w:type="dxa"/>
-          </w:tblCellMar>
-        </w:tblPrEx>
         <w:trPr>
           <w:trHeight w:val="203"/>
         </w:trPr>
@@ -471,22 +349,10 @@
                 <w:b/>
               </w:rPr>
             </w:pPr>
-            <w:r>
-              <w:rPr>
-                <w:b/>
-              </w:rPr>
-              <w:t>{/htListesi}</w:t>
-            </w:r>
           </w:p>
         </w:tc>
       </w:tr>
       <w:tr>
-        <w:tblPrEx>
-          <w:tblCellMar>
-            <w:top w:w="0" w:type="dxa"/>
-            <w:bottom w:w="0" w:type="dxa"/>
-          </w:tblCellMar>
-        </w:tblPrEx>
         <w:trPr>
           <w:trHeight w:val="450"/>
         </w:trPr>
@@ -501,22 +367,10 @@
                 <w:b/>
               </w:rPr>
             </w:pPr>
-            <w:r>
-              <w:rPr>
-                <w:b/>
-              </w:rPr>
-              <w:t>{#htListesi}</w:t>
-            </w:r>
           </w:p>
         </w:tc>
       </w:tr>
       <w:tr>
-        <w:tblPrEx>
-          <w:tblCellMar>
-            <w:top w:w="0" w:type="dxa"/>
-            <w:bottom w:w="0" w:type="dxa"/>
-          </w:tblCellMar>
-        </w:tblPrEx>
         <w:trPr>
           <w:trHeight w:val="510"/>
         </w:trPr>
@@ -531,22 +385,10 @@
                 <w:b/>
               </w:rPr>
             </w:pPr>
-            <w:r>
-              <w:rPr>
-                <w:b/>
-              </w:rPr>
-              <w:t>{htNo}</w:t>
-            </w:r>
           </w:p>
         </w:tc>
       </w:tr>
       <w:tr>
-        <w:tblPrEx>
-          <w:tblCellMar>
-            <w:top w:w="0" w:type="dxa"/>
-            <w:bottom w:w="0" w:type="dxa"/>
-          </w:tblCellMar>
-        </w:tblPrEx>
         <w:trPr>
           <w:trHeight w:val="435"/>
         </w:trPr>
@@ -561,12 +403,8 @@
                 <w:b/>
               </w:rPr>
             </w:pPr>
-            <w:r>
-              <w:rPr>
-                <w:b/>
-              </w:rPr>
-              <w:t>{/htListesi}</w:t>
-            </w:r>
+            <w:bookmarkStart w:id="0" w:name="_GoBack"/>
+            <w:bookmarkEnd w:id="0"/>
           </w:p>
         </w:tc>
       </w:tr>
@@ -12530,7 +12368,7 @@
 </file>
 
 <file path=customXml/itemProps1.xml><?xml version="1.0" encoding="utf-8"?>
-<ds:datastoreItem xmlns:ds="http://schemas.openxmlformats.org/officeDocument/2006/customXml" ds:itemID="{4DD855CC-BB17-4013-9157-2894CC0DB2E0}">
+<ds:datastoreItem xmlns:ds="http://schemas.openxmlformats.org/officeDocument/2006/customXml" ds:itemID="{815B4758-2852-4751-ACBD-EA363291528B}">
   <ds:schemaRefs>
     <ds:schemaRef ds:uri="http://schemas.openxmlformats.org/officeDocument/2006/bibliography"/>
   </ds:schemaRefs>

--- a/AMBAR_LISTESI_SABLON.docx
+++ b/AMBAR_LISTESI_SABLON.docx
@@ -97,318 +97,47 @@
         <w:t>AMBARA ALINACAK HT'LER</w:t>
       </w:r>
     </w:p>
-    <w:tbl>
-      <w:tblPr>
-        <w:tblW w:w="0" w:type="auto"/>
-        <w:tblInd w:w="55" w:type="dxa"/>
-        <w:tblBorders>
-          <w:top w:val="single" w:sz="4" w:space="0" w:color="auto"/>
-          <w:left w:val="single" w:sz="4" w:space="0" w:color="auto"/>
-          <w:bottom w:val="single" w:sz="4" w:space="0" w:color="auto"/>
-          <w:right w:val="single" w:sz="4" w:space="0" w:color="auto"/>
-          <w:insideH w:val="single" w:sz="4" w:space="0" w:color="auto"/>
-          <w:insideV w:val="single" w:sz="4" w:space="0" w:color="auto"/>
-        </w:tblBorders>
-        <w:tblCellMar>
-          <w:left w:w="70" w:type="dxa"/>
-          <w:right w:w="70" w:type="dxa"/>
-        </w:tblCellMar>
-        <w:tblLook w:val="0000" w:firstRow="0" w:lastRow="0" w:firstColumn="0" w:lastColumn="0" w:noHBand="0" w:noVBand="0"/>
-      </w:tblPr>
-      <w:tblGrid>
-        <w:gridCol w:w="4874"/>
-      </w:tblGrid>
-      <w:tr>
-        <w:trPr>
-          <w:trHeight w:val="217"/>
-        </w:trPr>
-        <w:tc>
-          <w:tcPr>
-            <w:tcW w:w="4874" w:type="dxa"/>
-          </w:tcPr>
-          <w:p>
-            <w:pPr>
-              <w:ind w:left="15"/>
-              <w:rPr>
-                <w:b/>
-              </w:rPr>
-            </w:pPr>
-            <w:r>
-              <w:rPr>
-                <w:b/>
-              </w:rPr>
-              <w:t>{#htListesi}</w:t>
-            </w:r>
-          </w:p>
-        </w:tc>
-      </w:tr>
-      <w:tr>
-        <w:trPr>
-          <w:trHeight w:val="203"/>
-        </w:trPr>
-        <w:tc>
-          <w:tcPr>
-            <w:tcW w:w="4874" w:type="dxa"/>
-          </w:tcPr>
-          <w:p>
-            <w:pPr>
-              <w:ind w:left="15"/>
-              <w:rPr>
-                <w:b/>
-              </w:rPr>
-            </w:pPr>
-            <w:r>
-              <w:rPr>
-                <w:b/>
-              </w:rPr>
-              <w:t>{htNo}</w:t>
-            </w:r>
-          </w:p>
-        </w:tc>
-      </w:tr>
-      <w:tr>
-        <w:trPr>
-          <w:trHeight w:val="232"/>
-        </w:trPr>
-        <w:tc>
-          <w:tcPr>
-            <w:tcW w:w="4874" w:type="dxa"/>
-          </w:tcPr>
-          <w:p>
-            <w:pPr>
-              <w:ind w:left="15"/>
-              <w:rPr>
-                <w:b/>
-              </w:rPr>
-            </w:pPr>
-            <w:r>
-              <w:rPr>
-                <w:b/>
-              </w:rPr>
-              <w:t>{/htListesi}</w:t>
-            </w:r>
-          </w:p>
-        </w:tc>
-      </w:tr>
-      <w:tr>
-        <w:trPr>
-          <w:trHeight w:val="159"/>
-        </w:trPr>
-        <w:tc>
-          <w:tcPr>
-            <w:tcW w:w="4874" w:type="dxa"/>
-          </w:tcPr>
-          <w:p>
-            <w:pPr>
-              <w:ind w:left="15"/>
-              <w:rPr>
-                <w:b/>
-              </w:rPr>
-            </w:pPr>
-          </w:p>
-        </w:tc>
-      </w:tr>
-      <w:tr>
-        <w:trPr>
-          <w:trHeight w:val="203"/>
-        </w:trPr>
-        <w:tc>
-          <w:tcPr>
-            <w:tcW w:w="4874" w:type="dxa"/>
-          </w:tcPr>
-          <w:p>
-            <w:pPr>
-              <w:ind w:left="15"/>
-              <w:rPr>
-                <w:b/>
-              </w:rPr>
-            </w:pPr>
-          </w:p>
-        </w:tc>
-      </w:tr>
-      <w:tr>
-        <w:trPr>
-          <w:trHeight w:val="181"/>
-        </w:trPr>
-        <w:tc>
-          <w:tcPr>
-            <w:tcW w:w="4874" w:type="dxa"/>
-          </w:tcPr>
-          <w:p>
-            <w:pPr>
-              <w:ind w:left="15"/>
-              <w:rPr>
-                <w:b/>
-              </w:rPr>
-            </w:pPr>
-          </w:p>
-        </w:tc>
-      </w:tr>
-      <w:tr>
-        <w:trPr>
-          <w:trHeight w:val="212"/>
-        </w:trPr>
-        <w:tc>
-          <w:tcPr>
-            <w:tcW w:w="4874" w:type="dxa"/>
-          </w:tcPr>
-          <w:p>
-            <w:pPr>
-              <w:ind w:left="15"/>
-              <w:rPr>
-                <w:b/>
-              </w:rPr>
-            </w:pPr>
-          </w:p>
-        </w:tc>
-      </w:tr>
-      <w:tr>
-        <w:trPr>
-          <w:trHeight w:val="261"/>
-        </w:trPr>
-        <w:tc>
-          <w:tcPr>
-            <w:tcW w:w="4874" w:type="dxa"/>
-          </w:tcPr>
-          <w:p>
-            <w:pPr>
-              <w:ind w:left="15"/>
-              <w:rPr>
-                <w:b/>
-              </w:rPr>
-            </w:pPr>
-          </w:p>
-        </w:tc>
-      </w:tr>
-      <w:tr>
-        <w:trPr>
-          <w:trHeight w:val="174"/>
-        </w:trPr>
-        <w:tc>
-          <w:tcPr>
-            <w:tcW w:w="4874" w:type="dxa"/>
-          </w:tcPr>
-          <w:p>
-            <w:pPr>
-              <w:ind w:left="15"/>
-              <w:rPr>
-                <w:b/>
-              </w:rPr>
-            </w:pPr>
-          </w:p>
-        </w:tc>
-      </w:tr>
-      <w:tr>
-        <w:trPr>
-          <w:trHeight w:val="203"/>
-        </w:trPr>
-        <w:tc>
-          <w:tcPr>
-            <w:tcW w:w="4874" w:type="dxa"/>
-          </w:tcPr>
-          <w:p>
-            <w:pPr>
-              <w:ind w:left="15"/>
-              <w:rPr>
-                <w:b/>
-              </w:rPr>
-            </w:pPr>
-          </w:p>
-        </w:tc>
-      </w:tr>
-      <w:tr>
-        <w:trPr>
-          <w:trHeight w:val="181"/>
-        </w:trPr>
-        <w:tc>
-          <w:tcPr>
-            <w:tcW w:w="4874" w:type="dxa"/>
-          </w:tcPr>
-          <w:p>
-            <w:pPr>
-              <w:ind w:left="15"/>
-              <w:rPr>
-                <w:b/>
-              </w:rPr>
-            </w:pPr>
-          </w:p>
-        </w:tc>
-      </w:tr>
-      <w:tr>
-        <w:trPr>
-          <w:trHeight w:val="203"/>
-        </w:trPr>
-        <w:tc>
-          <w:tcPr>
-            <w:tcW w:w="4874" w:type="dxa"/>
-          </w:tcPr>
-          <w:p>
-            <w:pPr>
-              <w:ind w:left="15"/>
-              <w:rPr>
-                <w:b/>
-              </w:rPr>
-            </w:pPr>
-          </w:p>
-        </w:tc>
-      </w:tr>
-      <w:tr>
-        <w:trPr>
-          <w:trHeight w:val="450"/>
-        </w:trPr>
-        <w:tc>
-          <w:tcPr>
-            <w:tcW w:w="4874" w:type="dxa"/>
-          </w:tcPr>
-          <w:p>
-            <w:pPr>
-              <w:ind w:left="15"/>
-              <w:rPr>
-                <w:b/>
-              </w:rPr>
-            </w:pPr>
-          </w:p>
-        </w:tc>
-      </w:tr>
-      <w:tr>
-        <w:trPr>
-          <w:trHeight w:val="510"/>
-        </w:trPr>
-        <w:tc>
-          <w:tcPr>
-            <w:tcW w:w="4874" w:type="dxa"/>
-          </w:tcPr>
-          <w:p>
-            <w:pPr>
-              <w:ind w:left="15"/>
-              <w:rPr>
-                <w:b/>
-              </w:rPr>
-            </w:pPr>
-          </w:p>
-        </w:tc>
-      </w:tr>
-      <w:tr>
-        <w:trPr>
-          <w:trHeight w:val="435"/>
-        </w:trPr>
-        <w:tc>
-          <w:tcPr>
-            <w:tcW w:w="4874" w:type="dxa"/>
-          </w:tcPr>
-          <w:p>
-            <w:pPr>
-              <w:ind w:left="15"/>
-              <w:rPr>
-                <w:b/>
-              </w:rPr>
-            </w:pPr>
-            <w:bookmarkStart w:id="0" w:name="_GoBack"/>
-            <w:bookmarkEnd w:id="0"/>
-          </w:p>
-        </w:tc>
-      </w:tr>
-    </w:tbl>
+    <w:p>
+      <w:pPr>
+        <w:rPr>
+          <w:b/>
+          <w:sz w:val="28"/>
+        </w:rPr>
+      </w:pPr>
+      <w:r>
+        <w:rPr>
+          <w:b/>
+        </w:rPr>
+        <w:t>{#htListesi}</w:t>
+      </w:r>
+    </w:p>
+    <w:p>
+      <w:pPr>
+        <w:rPr>
+          <w:b/>
+        </w:rPr>
+      </w:pPr>
+      <w:r>
+        <w:rPr>
+          <w:b/>
+        </w:rPr>
+        <w:t>{htNo}</w:t>
+      </w:r>
+    </w:p>
+    <w:p>
+      <w:pPr>
+        <w:ind w:left="15"/>
+        <w:rPr>
+          <w:b/>
+        </w:rPr>
+      </w:pPr>
+      <w:r>
+        <w:rPr>
+          <w:b/>
+        </w:rPr>
+        <w:t>{/htListesi}</w:t>
+      </w:r>
+    </w:p>
     <w:p>
       <w:pPr>
         <w:rPr>
@@ -440,6 +169,96 @@
           <w:sz w:val="28"/>
         </w:rPr>
       </w:pPr>
+    </w:p>
+    <w:p>
+      <w:pPr>
+        <w:rPr>
+          <w:b/>
+          <w:sz w:val="28"/>
+        </w:rPr>
+      </w:pPr>
+    </w:p>
+    <w:p>
+      <w:pPr>
+        <w:rPr>
+          <w:b/>
+          <w:sz w:val="28"/>
+        </w:rPr>
+      </w:pPr>
+    </w:p>
+    <w:p>
+      <w:pPr>
+        <w:rPr>
+          <w:b/>
+          <w:sz w:val="28"/>
+        </w:rPr>
+      </w:pPr>
+    </w:p>
+    <w:p>
+      <w:pPr>
+        <w:rPr>
+          <w:b/>
+          <w:sz w:val="28"/>
+        </w:rPr>
+      </w:pPr>
+    </w:p>
+    <w:p>
+      <w:pPr>
+        <w:rPr>
+          <w:b/>
+          <w:sz w:val="28"/>
+        </w:rPr>
+      </w:pPr>
+    </w:p>
+    <w:p>
+      <w:pPr>
+        <w:rPr>
+          <w:b/>
+          <w:sz w:val="28"/>
+        </w:rPr>
+      </w:pPr>
+    </w:p>
+    <w:p>
+      <w:pPr>
+        <w:rPr>
+          <w:b/>
+          <w:sz w:val="28"/>
+        </w:rPr>
+      </w:pPr>
+    </w:p>
+    <w:p>
+      <w:pPr>
+        <w:rPr>
+          <w:b/>
+          <w:sz w:val="28"/>
+        </w:rPr>
+      </w:pPr>
+    </w:p>
+    <w:p>
+      <w:pPr>
+        <w:rPr>
+          <w:b/>
+          <w:sz w:val="28"/>
+        </w:rPr>
+      </w:pPr>
+    </w:p>
+    <w:p>
+      <w:pPr>
+        <w:rPr>
+          <w:b/>
+          <w:sz w:val="28"/>
+        </w:rPr>
+      </w:pPr>
+    </w:p>
+    <w:p>
+      <w:pPr>
+        <w:rPr>
+          <w:b/>
+          <w:sz w:val="28"/>
+        </w:rPr>
+      </w:pPr>
+      <w:bookmarkStart w:id="0" w:name="_GoBack"/>
+      <w:bookmarkEnd w:id="0"/>
       <w:r>
         <w:rPr>
           <w:b/>
@@ -12368,7 +12187,7 @@
 </file>
 
 <file path=customXml/itemProps1.xml><?xml version="1.0" encoding="utf-8"?>
-<ds:datastoreItem xmlns:ds="http://schemas.openxmlformats.org/officeDocument/2006/customXml" ds:itemID="{815B4758-2852-4751-ACBD-EA363291528B}">
+<ds:datastoreItem xmlns:ds="http://schemas.openxmlformats.org/officeDocument/2006/customXml" ds:itemID="{CEEA234D-F4A6-448A-8D28-CE2D8B713DAD}">
   <ds:schemaRefs>
     <ds:schemaRef ds:uri="http://schemas.openxmlformats.org/officeDocument/2006/bibliography"/>
   </ds:schemaRefs>

--- a/AMBAR_LISTESI_SABLON.docx
+++ b/AMBAR_LISTESI_SABLON.docx
@@ -137,22 +137,6 @@
         </w:rPr>
         <w:t>{/htListesi}</w:t>
       </w:r>
-    </w:p>
-    <w:p>
-      <w:pPr>
-        <w:rPr>
-          <w:b/>
-          <w:sz w:val="28"/>
-        </w:rPr>
-      </w:pPr>
-    </w:p>
-    <w:p>
-      <w:pPr>
-        <w:rPr>
-          <w:b/>
-          <w:sz w:val="28"/>
-        </w:rPr>
-      </w:pPr>
     </w:p>
     <w:p>
       <w:pPr>
@@ -12187,7 +12171,7 @@
 </file>
 
 <file path=customXml/itemProps1.xml><?xml version="1.0" encoding="utf-8"?>
-<ds:datastoreItem xmlns:ds="http://schemas.openxmlformats.org/officeDocument/2006/customXml" ds:itemID="{CEEA234D-F4A6-448A-8D28-CE2D8B713DAD}">
+<ds:datastoreItem xmlns:ds="http://schemas.openxmlformats.org/officeDocument/2006/customXml" ds:itemID="{38D6DB55-204E-41F5-B8C5-08901FA8D411}">
   <ds:schemaRefs>
     <ds:schemaRef ds:uri="http://schemas.openxmlformats.org/officeDocument/2006/bibliography"/>
   </ds:schemaRefs>
